--- a/tillsyn/A 4967-2025 tillsynsbegäran.docx
+++ b/tillsyn/A 4967-2025 tillsynsbegäran.docx
@@ -1340,7 +1340,7 @@
     <w:r>
       <w:tab/>
       <w:tab/>
-      <w:t>2026-09-14</w:t>
+      <w:t>2026-09-15</w:t>
       <w:br/>
       <w:br/>
     </w:r>

--- a/tillsyn/A 4967-2025 tillsynsbegäran.docx
+++ b/tillsyn/A 4967-2025 tillsynsbegäran.docx
@@ -1340,7 +1340,7 @@
     <w:r>
       <w:tab/>
       <w:tab/>
-      <w:t>2026-09-15</w:t>
+      <w:t>2026-09-16</w:t>
       <w:br/>
       <w:br/>
     </w:r>

--- a/tillsyn/A 4967-2025 tillsynsbegäran.docx
+++ b/tillsyn/A 4967-2025 tillsynsbegäran.docx
@@ -22,7 +22,7 @@
       <w:r>
         <w:drawing>
           <wp:inline xmlns:a="http://schemas.openxmlformats.org/drawingml/2006/main" xmlns:pic="http://schemas.openxmlformats.org/drawingml/2006/picture">
-            <wp:extent cx="5470227" cy="5724000"/>
+            <wp:extent cx="5461259" cy="5724000"/>
             <wp:docPr id="1" name="Picture 1"/>
             <wp:cNvGraphicFramePr>
               <a:graphicFrameLocks noChangeAspect="1"/>
@@ -43,7 +43,7 @@
                   <pic:spPr>
                     <a:xfrm>
                       <a:off x="0" y="0"/>
-                      <a:ext cx="5470227" cy="5724000"/>
+                      <a:ext cx="5461259" cy="5724000"/>
                     </a:xfrm>
                     <a:prstGeom prst="rect"/>
                   </pic:spPr>
@@ -65,7 +65,7 @@
     </w:p>
     <w:p>
       <w:r>
-        <w:t>I och inom 4 meter från avverkningsanmälan finns fynd av 36 naturvårdsarter, varav 25 är rödlistade, 2 är fridlysta, 13 är typiska (T) och 9 är signalarter (S): bitter taggsvamp (EN), blyspindling (EN), fjällfotad fingersvamp (EN), fjällfotad musseron (VU), garnlav (VU, T), kejsarskivling (VU), läderdoftande fingersvamp (VU), Ramaria aff. rubrievanescens (VU), skäggvaxskivling (VU), taggfingersvamp (VU), blek fingersvamp (NT), blå taggsvamp (NT, T), dofttaggsvamp (NT, T), fjällig taggsvamp s.str. (NT), flattoppad klubbsvamp (NT), grantaggsvamp (NT), gultoppig fingersvamp (NT), liten svartspik (NT), luddfingersvamp (NT), lunglav (NT, T), orange taggsvamp (NT, T), småflikig brosklav (NT, T), ullticka (NT, T), vitgrynig nållav (NT), äggvaxskivling (NT), brun klibbskivling (S), finbräken (S, T), granriska (S), skinnlav (S, T), strimspindling (S), stuplav (S, T), svart trolldruva (S, T), svavelriska (S), tibast (S, T), blåsippa (T, §9) och kungsfågel (§4). Se Figur 1.</w:t>
+        <w:t>I och inom 4 meter från avverkningsanmälan finns fynd av 37 naturvårdsarter, varav 26 är rödlistade, 2 är fridlysta, 14 är typiska (T) och 9 är signalarter (S): bitter taggsvamp (EN), blyspindling (EN), fjällfotad fingersvamp (EN), fjällfotad musseron (VU), garnlav (VU, T), kejsarskivling (VU), läderdoftande fingersvamp (VU), Ramaria aff. rubrievanescens (VU), skäggvaxskivling (VU), taggfingersvamp (VU), blek fingersvamp (NT), blå taggsvamp (NT, T), dofttaggsvamp (NT, T), fjällig taggsvamp s.str. (NT), flattoppad klubbsvamp (NT), grantaggsvamp (NT), gultoppig fingersvamp (NT), liten svartspik (NT), luddfingersvamp (NT), lunglav (NT, T), orange taggsvamp (NT, T), slåtterfibbla (NT, T), småflikig brosklav (NT, T), ullticka (NT, T), vitgrynig nållav (NT), äggvaxskivling (NT), brun klibbskivling (S), finbräken (S, T), granriska (S), skinnlav (S, T), strimspindling (S), stuplav (S, T), svart trolldruva (S, T), svavelriska (S), tibast (S, T), blåsippa (T, §9) och kungsfågel (§4). Se Figur 1.</w:t>
       </w:r>
     </w:p>
     <w:p>
@@ -464,6 +464,35 @@
         <w:rPr>
           <w:b/>
         </w:rPr>
+        <w:t>Slåtterfibbla (NT)</w:t>
+      </w:r>
+      <w:r>
+        <w:t xml:space="preserve"> är typisk art för </w:t>
+      </w:r>
+      <w:r>
+        <w:rPr>
+          <w:i/>
+        </w:rPr>
+        <w:t xml:space="preserve">9060 Åsbarrskog, 9070 Trädklädd betesmark, 6530 Lövängar, 1610 Åsöar i Östersjön, 6230 Stagg-gräsmarker, 6270 Silikatgräsmarker </w:t>
+      </w:r>
+      <w:r>
+        <w:t>och</w:t>
+      </w:r>
+      <w:r>
+        <w:rPr>
+          <w:i/>
+        </w:rPr>
+        <w:t xml:space="preserve"> 6510 Slåtterängar i låglandet </w:t>
+      </w:r>
+      <w:r>
+        <w:t>(SLU Artdatabanken, 2025).</w:t>
+      </w:r>
+    </w:p>
+    <w:p>
+      <w:r>
+        <w:rPr>
+          <w:b/>
+        </w:rPr>
         <w:t xml:space="preserve">Småflikig brosklav (NT) </w:t>
       </w:r>
       <w:r>
@@ -795,7 +824,7 @@
     </w:p>
     <w:p>
       <w:r>
-        <w:t>Följande typiska arter har sina livsmiljöer och växtplatser i den avverkningsanmälda skogen: garnlav (VU, T), blå taggsvamp (NT, T), dofttaggsvamp (NT, T), lunglav (NT, T), orange taggsvamp (NT, T), småflikig brosklav (NT, T), ullticka (NT, T), finbräken (S, T), skinnlav (S, T), stuplav (S, T), svart trolldruva (S, T), tibast (S, T) och blåsippa (T, §9).</w:t>
+        <w:t>Följande typiska arter har sina livsmiljöer och växtplatser i den avverkningsanmälda skogen: garnlav (VU, T), blå taggsvamp (NT, T), dofttaggsvamp (NT, T), lunglav (NT, T), orange taggsvamp (NT, T), slåtterfibbla (NT, T), småflikig brosklav (NT, T), ullticka (NT, T), finbräken (S, T), skinnlav (S, T), stuplav (S, T), svart trolldruva (S, T), tibast (S, T) och blåsippa (T, §9).</w:t>
       </w:r>
     </w:p>
     <w:p>
@@ -1340,7 +1369,7 @@
     <w:r>
       <w:tab/>
       <w:tab/>
-      <w:t>2026-09-16</w:t>
+      <w:t>2026-09-17</w:t>
       <w:br/>
       <w:br/>
     </w:r>

--- a/tillsyn/A 4967-2025 tillsynsbegäran.docx
+++ b/tillsyn/A 4967-2025 tillsynsbegäran.docx
@@ -1369,7 +1369,7 @@
     <w:r>
       <w:tab/>
       <w:tab/>
-      <w:t>2026-09-17</w:t>
+      <w:t>2026-09-18</w:t>
       <w:br/>
       <w:br/>
     </w:r>

--- a/tillsyn/A 4967-2025 tillsynsbegäran.docx
+++ b/tillsyn/A 4967-2025 tillsynsbegäran.docx
@@ -1369,7 +1369,7 @@
     <w:r>
       <w:tab/>
       <w:tab/>
-      <w:t>2026-09-18</w:t>
+      <w:t>2026-09-19</w:t>
       <w:br/>
       <w:br/>
     </w:r>

--- a/tillsyn/A 4967-2025 tillsynsbegäran.docx
+++ b/tillsyn/A 4967-2025 tillsynsbegäran.docx
@@ -1369,7 +1369,7 @@
     <w:r>
       <w:tab/>
       <w:tab/>
-      <w:t>2026-09-19</w:t>
+      <w:t>2026-09-21</w:t>
       <w:br/>
       <w:br/>
     </w:r>

--- a/tillsyn/A 4967-2025 tillsynsbegäran.docx
+++ b/tillsyn/A 4967-2025 tillsynsbegäran.docx
@@ -1369,7 +1369,7 @@
     <w:r>
       <w:tab/>
       <w:tab/>
-      <w:t>2026-09-21</w:t>
+      <w:t>2026-09-23</w:t>
       <w:br/>
       <w:br/>
     </w:r>

--- a/tillsyn/A 4967-2025 tillsynsbegäran.docx
+++ b/tillsyn/A 4967-2025 tillsynsbegäran.docx
@@ -1369,7 +1369,7 @@
     <w:r>
       <w:tab/>
       <w:tab/>
-      <w:t>2026-09-23</w:t>
+      <w:t>2026-09-24</w:t>
       <w:br/>
       <w:br/>
     </w:r>

--- a/tillsyn/A 4967-2025 tillsynsbegäran.docx
+++ b/tillsyn/A 4967-2025 tillsynsbegäran.docx
@@ -1369,7 +1369,7 @@
     <w:r>
       <w:tab/>
       <w:tab/>
-      <w:t>2026-09-24</w:t>
+      <w:t>2026-09-25</w:t>
       <w:br/>
       <w:br/>
     </w:r>

--- a/tillsyn/A 4967-2025 tillsynsbegäran.docx
+++ b/tillsyn/A 4967-2025 tillsynsbegäran.docx
@@ -1369,7 +1369,7 @@
     <w:r>
       <w:tab/>
       <w:tab/>
-      <w:t>2026-09-25</w:t>
+      <w:t>2026-09-26</w:t>
       <w:br/>
       <w:br/>
     </w:r>

--- a/tillsyn/A 4967-2025 tillsynsbegäran.docx
+++ b/tillsyn/A 4967-2025 tillsynsbegäran.docx
@@ -1369,7 +1369,7 @@
     <w:r>
       <w:tab/>
       <w:tab/>
-      <w:t>2026-09-26</w:t>
+      <w:t>2026-09-27</w:t>
       <w:br/>
       <w:br/>
     </w:r>

--- a/tillsyn/A 4967-2025 tillsynsbegäran.docx
+++ b/tillsyn/A 4967-2025 tillsynsbegäran.docx
@@ -1369,7 +1369,7 @@
     <w:r>
       <w:tab/>
       <w:tab/>
-      <w:t>2026-09-27</w:t>
+      <w:t>2026-09-28</w:t>
       <w:br/>
       <w:br/>
     </w:r>

--- a/tillsyn/A 4967-2025 tillsynsbegäran.docx
+++ b/tillsyn/A 4967-2025 tillsynsbegäran.docx
@@ -1369,7 +1369,7 @@
     <w:r>
       <w:tab/>
       <w:tab/>
-      <w:t>2026-09-28</w:t>
+      <w:t>2026-09-29</w:t>
       <w:br/>
       <w:br/>
     </w:r>

--- a/tillsyn/A 4967-2025 tillsynsbegäran.docx
+++ b/tillsyn/A 4967-2025 tillsynsbegäran.docx
@@ -1369,7 +1369,7 @@
     <w:r>
       <w:tab/>
       <w:tab/>
-      <w:t>2026-09-29</w:t>
+      <w:t>2026-09-30</w:t>
       <w:br/>
       <w:br/>
     </w:r>

--- a/tillsyn/A 4967-2025 tillsynsbegäran.docx
+++ b/tillsyn/A 4967-2025 tillsynsbegäran.docx
@@ -1369,7 +1369,7 @@
     <w:r>
       <w:tab/>
       <w:tab/>
-      <w:t>2026-09-30</w:t>
+      <w:t>2026-10-01</w:t>
       <w:br/>
       <w:br/>
     </w:r>

--- a/tillsyn/A 4967-2025 tillsynsbegäran.docx
+++ b/tillsyn/A 4967-2025 tillsynsbegäran.docx
@@ -1369,7 +1369,7 @@
     <w:r>
       <w:tab/>
       <w:tab/>
-      <w:t>2026-10-01</w:t>
+      <w:t>2026-10-02</w:t>
       <w:br/>
       <w:br/>
     </w:r>

--- a/tillsyn/A 4967-2025 tillsynsbegäran.docx
+++ b/tillsyn/A 4967-2025 tillsynsbegäran.docx
@@ -1369,7 +1369,7 @@
     <w:r>
       <w:tab/>
       <w:tab/>
-      <w:t>2026-10-02</w:t>
+      <w:t>2026-10-03</w:t>
       <w:br/>
       <w:br/>
     </w:r>

--- a/tillsyn/A 4967-2025 tillsynsbegäran.docx
+++ b/tillsyn/A 4967-2025 tillsynsbegäran.docx
@@ -1369,7 +1369,7 @@
     <w:r>
       <w:tab/>
       <w:tab/>
-      <w:t>2026-10-03</w:t>
+      <w:t>2026-10-04</w:t>
       <w:br/>
       <w:br/>
     </w:r>

--- a/tillsyn/A 4967-2025 tillsynsbegäran.docx
+++ b/tillsyn/A 4967-2025 tillsynsbegäran.docx
@@ -1369,7 +1369,7 @@
     <w:r>
       <w:tab/>
       <w:tab/>
-      <w:t>2026-10-04</w:t>
+      <w:t>2026-10-05</w:t>
       <w:br/>
       <w:br/>
     </w:r>

--- a/tillsyn/A 4967-2025 tillsynsbegäran.docx
+++ b/tillsyn/A 4967-2025 tillsynsbegäran.docx
@@ -1369,7 +1369,7 @@
     <w:r>
       <w:tab/>
       <w:tab/>
-      <w:t>2026-10-05</w:t>
+      <w:t>2026-10-06</w:t>
       <w:br/>
       <w:br/>
     </w:r>

--- a/tillsyn/A 4967-2025 tillsynsbegäran.docx
+++ b/tillsyn/A 4967-2025 tillsynsbegäran.docx
@@ -1369,7 +1369,7 @@
     <w:r>
       <w:tab/>
       <w:tab/>
-      <w:t>2026-10-06</w:t>
+      <w:t>2026-10-07</w:t>
       <w:br/>
       <w:br/>
     </w:r>

--- a/tillsyn/A 4967-2025 tillsynsbegäran.docx
+++ b/tillsyn/A 4967-2025 tillsynsbegäran.docx
@@ -1369,7 +1369,7 @@
     <w:r>
       <w:tab/>
       <w:tab/>
-      <w:t>2026-10-07</w:t>
+      <w:t>2026-10-08</w:t>
       <w:br/>
       <w:br/>
     </w:r>

--- a/tillsyn/A 4967-2025 tillsynsbegäran.docx
+++ b/tillsyn/A 4967-2025 tillsynsbegäran.docx
@@ -1369,7 +1369,7 @@
     <w:r>
       <w:tab/>
       <w:tab/>
-      <w:t>2026-10-08</w:t>
+      <w:t>2026-10-09</w:t>
       <w:br/>
       <w:br/>
     </w:r>

--- a/tillsyn/A 4967-2025 tillsynsbegäran.docx
+++ b/tillsyn/A 4967-2025 tillsynsbegäran.docx
@@ -1369,7 +1369,7 @@
     <w:r>
       <w:tab/>
       <w:tab/>
-      <w:t>2026-10-09</w:t>
+      <w:t>2026-10-10</w:t>
       <w:br/>
       <w:br/>
     </w:r>

--- a/tillsyn/A 4967-2025 tillsynsbegäran.docx
+++ b/tillsyn/A 4967-2025 tillsynsbegäran.docx
@@ -1369,7 +1369,7 @@
     <w:r>
       <w:tab/>
       <w:tab/>
-      <w:t>2026-10-10</w:t>
+      <w:t>2026-10-11</w:t>
       <w:br/>
       <w:br/>
     </w:r>

--- a/tillsyn/A 4967-2025 tillsynsbegäran.docx
+++ b/tillsyn/A 4967-2025 tillsynsbegäran.docx
@@ -1369,7 +1369,7 @@
     <w:r>
       <w:tab/>
       <w:tab/>
-      <w:t>2026-10-11</w:t>
+      <w:t>2026-10-12</w:t>
       <w:br/>
       <w:br/>
     </w:r>

--- a/tillsyn/A 4967-2025 tillsynsbegäran.docx
+++ b/tillsyn/A 4967-2025 tillsynsbegäran.docx
@@ -1369,7 +1369,7 @@
     <w:r>
       <w:tab/>
       <w:tab/>
-      <w:t>2026-10-12</w:t>
+      <w:t>2026-10-13</w:t>
       <w:br/>
       <w:br/>
     </w:r>

--- a/tillsyn/A 4967-2025 tillsynsbegäran.docx
+++ b/tillsyn/A 4967-2025 tillsynsbegäran.docx
@@ -1369,7 +1369,7 @@
     <w:r>
       <w:tab/>
       <w:tab/>
-      <w:t>2026-10-13</w:t>
+      <w:t>2026-10-14</w:t>
       <w:br/>
       <w:br/>
     </w:r>

--- a/tillsyn/A 4967-2025 tillsynsbegäran.docx
+++ b/tillsyn/A 4967-2025 tillsynsbegäran.docx
@@ -1369,7 +1369,7 @@
     <w:r>
       <w:tab/>
       <w:tab/>
-      <w:t>2026-10-14</w:t>
+      <w:t>2026-10-15</w:t>
       <w:br/>
       <w:br/>
     </w:r>

--- a/tillsyn/A 4967-2025 tillsynsbegäran.docx
+++ b/tillsyn/A 4967-2025 tillsynsbegäran.docx
@@ -1369,7 +1369,7 @@
     <w:r>
       <w:tab/>
       <w:tab/>
-      <w:t>2026-10-15</w:t>
+      <w:t>2026-10-16</w:t>
       <w:br/>
       <w:br/>
     </w:r>

--- a/tillsyn/A 4967-2025 tillsynsbegäran.docx
+++ b/tillsyn/A 4967-2025 tillsynsbegäran.docx
@@ -1369,7 +1369,7 @@
     <w:r>
       <w:tab/>
       <w:tab/>
-      <w:t>2026-10-16</w:t>
+      <w:t>2026-10-17</w:t>
       <w:br/>
       <w:br/>
     </w:r>

--- a/tillsyn/A 4967-2025 tillsynsbegäran.docx
+++ b/tillsyn/A 4967-2025 tillsynsbegäran.docx
@@ -1369,7 +1369,7 @@
     <w:r>
       <w:tab/>
       <w:tab/>
-      <w:t>2026-10-17</w:t>
+      <w:t>2026-10-18</w:t>
       <w:br/>
       <w:br/>
     </w:r>

--- a/tillsyn/A 4967-2025 tillsynsbegäran.docx
+++ b/tillsyn/A 4967-2025 tillsynsbegäran.docx
@@ -1369,7 +1369,7 @@
     <w:r>
       <w:tab/>
       <w:tab/>
-      <w:t>2026-10-18</w:t>
+      <w:t>2026-10-19</w:t>
       <w:br/>
       <w:br/>
     </w:r>

--- a/tillsyn/A 4967-2025 tillsynsbegäran.docx
+++ b/tillsyn/A 4967-2025 tillsynsbegäran.docx
@@ -1369,7 +1369,7 @@
     <w:r>
       <w:tab/>
       <w:tab/>
-      <w:t>2026-10-19</w:t>
+      <w:t>2026-10-20</w:t>
       <w:br/>
       <w:br/>
     </w:r>

--- a/tillsyn/A 4967-2025 tillsynsbegäran.docx
+++ b/tillsyn/A 4967-2025 tillsynsbegäran.docx
@@ -1369,7 +1369,7 @@
     <w:r>
       <w:tab/>
       <w:tab/>
-      <w:t>2026-10-20</w:t>
+      <w:t>2026-10-21</w:t>
       <w:br/>
       <w:br/>
     </w:r>

--- a/tillsyn/A 4967-2025 tillsynsbegäran.docx
+++ b/tillsyn/A 4967-2025 tillsynsbegäran.docx
@@ -22,7 +22,7 @@
       <w:r>
         <w:drawing>
           <wp:inline xmlns:a="http://schemas.openxmlformats.org/drawingml/2006/main" xmlns:pic="http://schemas.openxmlformats.org/drawingml/2006/picture">
-            <wp:extent cx="5461259" cy="5724000"/>
+            <wp:extent cx="5362795" cy="5724000"/>
             <wp:docPr id="1" name="Picture 1"/>
             <wp:cNvGraphicFramePr>
               <a:graphicFrameLocks noChangeAspect="1"/>
@@ -43,7 +43,7 @@
                   <pic:spPr>
                     <a:xfrm>
                       <a:off x="0" y="0"/>
-                      <a:ext cx="5461259" cy="5724000"/>
+                      <a:ext cx="5362795" cy="5724000"/>
                     </a:xfrm>
                     <a:prstGeom prst="rect"/>
                   </pic:spPr>
@@ -60,12 +60,12 @@
         <w:spacing w:after="240"/>
       </w:pPr>
       <w:r>
-        <w:t>Figur 1. Fyndplatser för naturvårdsarter i och inom 4 meter från avverkningsanmälan. Markörer utan svart kant är placerade på fyndplatsen. Markörer med svart kant är placerade vid sidan av fyndplatsen och har ett svart streck som visar fyndplatsens exakta position. Kartans mittpunktskoordinat är N 6991660, E 483675 i SWEREF 99 TM.</w:t>
+        <w:t>Figur 1. Fyndplatser för naturvårdsarter i och inom 24 meter från avverkningsanmälan. Markörer utan svart kant är placerade på fyndplatsen. Markörer med svart kant är placerade vid sidan av fyndplatsen och har ett svart streck som visar fyndplatsens exakta position. Kartans mittpunktskoordinat är N 6991660, E 483675 i SWEREF 99 TM.</w:t>
       </w:r>
     </w:p>
     <w:p>
       <w:r>
-        <w:t>I och inom 4 meter från avverkningsanmälan finns fynd av 37 naturvårdsarter, varav 26 är rödlistade, 2 är fridlysta, 14 är typiska (T) och 9 är signalarter (S): bitter taggsvamp (EN), blyspindling (EN), fjällfotad fingersvamp (EN), fjällfotad musseron (VU), garnlav (VU, T), kejsarskivling (VU), läderdoftande fingersvamp (VU), Ramaria aff. rubrievanescens (VU), skäggvaxskivling (VU), taggfingersvamp (VU), blek fingersvamp (NT), blå taggsvamp (NT, T), dofttaggsvamp (NT, T), fjällig taggsvamp s.str. (NT), flattoppad klubbsvamp (NT), grantaggsvamp (NT), gultoppig fingersvamp (NT), liten svartspik (NT), luddfingersvamp (NT), lunglav (NT, T), orange taggsvamp (NT, T), slåtterfibbla (NT, T), småflikig brosklav (NT, T), ullticka (NT, T), vitgrynig nållav (NT), äggvaxskivling (NT), brun klibbskivling (S), finbräken (S, T), granriska (S), skinnlav (S, T), strimspindling (S), stuplav (S, T), svart trolldruva (S, T), svavelriska (S), tibast (S, T), blåsippa (T, §9) och kungsfågel (§4). Se Figur 1.</w:t>
+        <w:t>I och inom 24 meter från avverkningsanmälan finns fynd av 39 naturvårdsarter, varav 28 är rödlistade, 3 är fridlysta, 14 är typiska (T) och 9 är signalarter (S): bitter taggsvamp (EN), blyspindling (EN), fjällfotad fingersvamp (EN), fjällfotad musseron (VU), garnlav (VU, T), kejsarskivling (VU), läderdoftande fingersvamp (VU), Ramaria aff. rubrievanescens (VU), skäggvaxskivling (VU), taggfingersvamp (VU), blek fingersvamp (NT), blå taggsvamp (NT, T), dofttaggsvamp (NT, T), fjällig taggsvamp s.str. (NT), flattoppad klubbsvamp (NT), grantaggsvamp (NT), gultoppig fingersvamp (NT), liten svartspik (NT), luddfingersvamp (NT), lunglav (NT, T), orange taggsvamp (NT, T), puderspindling (NT), slåtterfibbla (NT, T), småflikig brosklav (NT, T), talltita (NT, §4), ullticka (NT, T), vitgrynig nållav (NT), äggvaxskivling (NT), brun klibbskivling (S), finbräken (S, T), granriska (S), skinnlav (S, T), strimspindling (S), stuplav (S, T), svart trolldruva (S, T), svavelriska (S), tibast (S, T), blåsippa (T, §9) och kungsfågel (§4). Se Figur 1.</w:t>
       </w:r>
     </w:p>
     <w:p>
@@ -464,6 +464,17 @@
         <w:rPr>
           <w:b/>
         </w:rPr>
+        <w:t xml:space="preserve">Puderspindling (NT) </w:t>
+      </w:r>
+      <w:r>
+        <w:t>bildar mykorrhiza med gran och växer i äldre ängsgranskog på kalkrik mark. Påträffas ofta i myrstackar. Storskaligt skogsbruk med kalavverkning och markberedning eller kraftig gallring är det främsta hotet mot arten. På sikt är det ett problem att skogar av denna typ, med stort inslag av äldre träd inte nybildas. Ett fullständigt skydd för artens lokaler bör övervägas. Där avverkning ändå tillåts måste den ske försiktigt så att kontinuiteten i trädskiktet inte bryts. Ett tillräckligt antal äldre träd måste finnas kvar i beståndet. Det är önskvärt med stor naturvårdshänsyn i alla områden med äldre granskog på näringsrik mark oavsett om dess flora är känd eller ej (SLU Artdatabanken, 2025).</w:t>
+      </w:r>
+    </w:p>
+    <w:p>
+      <w:r>
+        <w:rPr>
+          <w:b/>
+        </w:rPr>
         <w:t>Slåtterfibbla (NT)</w:t>
       </w:r>
       <w:r>
@@ -506,6 +517,17 @@
       </w:r>
       <w:r>
         <w:t xml:space="preserve"> (Nitare &amp; Skogsstyrelsen, 2019; SLU Artdatabanken, 2025).</w:t>
+      </w:r>
+    </w:p>
+    <w:p>
+      <w:r>
+        <w:rPr>
+          <w:b/>
+        </w:rPr>
+        <w:t>Talltita (NT, §4)</w:t>
+      </w:r>
+      <w:r>
+        <w:t>, rödlistad som nära hotad och prioriterad art i Skogsvårdslagen, har häckningsrevir i anmälan. Arten har minskat kraftigt de senaste 30 åren och minskningstakten innevarande 10-årsperiod beräknas till 20 (10–30) %. Talltitan är synnerligen trogen sitt cirka 15 hektar stora revir och är beroende av flerskiktade olikåldriga skogar för att kunna föda upp sina ungar. Talltitan försvinner om dess livsmiljö kalavverkas (Eggers &amp; Low, 2014; Ekman, 1979; Griesser et al, 2007; Klein, 2020; Siffczyk et al, 2003; SLU Artdatabanken, 2021).</w:t>
       </w:r>
     </w:p>
     <w:p>
@@ -891,7 +913,9 @@
         <w:pStyle w:val="Title"/>
       </w:pPr>
       <w:r>
-        <w:t>BILAGA 1 – Rödlistade arter</w:t>
+        <w:t>BILAGA 1 –</w:t>
+        <w:br/>
+        <w:t>Fridlysta och rödlistade arter</w:t>
       </w:r>
     </w:p>
     <w:p>
@@ -991,6 +1015,126 @@
       </w:r>
       <w:r>
         <w:t>SLU Artdatabanken, Uppsala.</w:t>
+      </w:r>
+    </w:p>
+    <w:p>
+      <w:pPr>
+        <w:pStyle w:val="Heading1"/>
+      </w:pPr>
+      <w:r>
+        <w:t>Talltita – ekologi samt krav på livsmiljön</w:t>
+      </w:r>
+    </w:p>
+    <w:p>
+      <w:r>
+        <w:t>Talltita är rödlistad som NT, fridlyst och prioriterad art i Skogsvårdslagen. Den omfattas av EU:s fågeldirektiv. Arten har minskat kraftigt de senaste 30 åren och minskningstakten innevarande 10-årsperiod beräknas till 20 (10–30) % (SLU Artdatabanken, 2022).</w:t>
+      </w:r>
+    </w:p>
+    <w:p>
+      <w:r>
+        <w:t>Talltita föredrar större sammanhängande barrskogar, och finns såväl i tallskog som granskog och i lövblandad barrskog. Skogens struktur är viktig och ska helst vara flerskiktad med riklig underväxt av mindre granar, björk och andra lövträd och buskar. Tillgång på murknande högstubbar är särskilt viktig, eftersom talltitan helst själv hackar ut sitt bohål (SLU Artdatabanken, 2022).</w:t>
+      </w:r>
+    </w:p>
+    <w:p>
+      <w:r>
+        <w:t>Det finns flera studier som visar att talltita är känslig för gallring och inte överlever när dess livsmiljö kalavverkas (Eggers and Low, 2014; Griesser et al., 2007; Klein, 2020). Talltitans revir är förhållandevis stora, 10–20 hektar och arten missgynnas när skogen fragmenteras. Kalavverkning av större delar av reviret innebär att det överges (Artdatabanken, 2021).</w:t>
+      </w:r>
+    </w:p>
+    <w:p>
+      <w:r>
+        <w:t>Talltitan är synnerligen trogen sitt revir så länge paret lever och biotopen förblir intakt. Paret stannar i sitt revir året om. En förlust av ett revir har därför en stor inverkan på den lokala populationen och trakthyggesbruket anses vara orsak till den svenska populationens kraftiga minskning. Talltiteparets revirtrohet innebär att närhelst under året man observerar en adult talltita så ingår denna plats i reviret (Siffczyk et al., 2003; Ekman, 1979).</w:t>
+      </w:r>
+    </w:p>
+    <w:p>
+      <w:pPr>
+        <w:pStyle w:val="Heading2"/>
+      </w:pPr>
+      <w:r>
+        <w:t>Referenser – talltita</w:t>
+      </w:r>
+    </w:p>
+    <w:p>
+      <w:r>
+        <w:t xml:space="preserve">Eggers, S., Low, M., 2014. </w:t>
+      </w:r>
+      <w:r>
+        <w:rPr>
+          <w:i/>
+        </w:rPr>
+        <w:t xml:space="preserve">Differential demographic responses of sympatric Parids to vegetation management in boreal forest. </w:t>
+      </w:r>
+      <w:r>
+        <w:t>For. Ecol. Manage. 319, 169–175.</w:t>
+      </w:r>
+    </w:p>
+    <w:p>
+      <w:r>
+        <w:t xml:space="preserve">Ekman, J., 1979. </w:t>
+      </w:r>
+      <w:r>
+        <w:rPr>
+          <w:i/>
+        </w:rPr>
+        <w:t xml:space="preserve">Coherence, composition and territories of winter social groups of the Willow Tit Parus montanus and the Crested Tit P. cristatus. </w:t>
+      </w:r>
+      <w:r>
+        <w:t>Ornis Scandinavica, 10, pp 56–68</w:t>
+      </w:r>
+    </w:p>
+    <w:p>
+      <w:r>
+        <w:t xml:space="preserve">Griesser, M., Nystrand, M., Eggers, S., Ekman, J., 2007. </w:t>
+      </w:r>
+      <w:r>
+        <w:rPr>
+          <w:i/>
+        </w:rPr>
+        <w:t xml:space="preserve">Impact of forestry practices on fitness correlates and population productivity in an open-nesting bird species. </w:t>
+      </w:r>
+      <w:r>
+        <w:t>Conserv. Biol. 21, 767–774. https://doi.org/10.1111/j.1523- 1739.2007.00675.x</w:t>
+      </w:r>
+    </w:p>
+    <w:p>
+      <w:r>
+        <w:t xml:space="preserve">Klein, J., 2020. </w:t>
+      </w:r>
+      <w:r>
+        <w:rPr>
+          <w:i/>
+        </w:rPr>
+        <w:t xml:space="preserve">The forgotten forest – On thinning, retention, and biodiversity in the boreal forest. </w:t>
+      </w:r>
+      <w:r>
+        <w:t>Doctoral Thesis No. 2020:50</w:t>
+      </w:r>
+    </w:p>
+    <w:p>
+      <w:r>
+        <w:t xml:space="preserve">Siffczyk, C., Brotons, L., Kangas, K., Orell, M., 2003. </w:t>
+      </w:r>
+      <w:r>
+        <w:rPr>
+          <w:i/>
+        </w:rPr>
+        <w:t xml:space="preserve">Home range size of willow tits. </w:t>
+      </w:r>
+      <w:r>
+        <w:t>Oecologica, 136, 635–642 (2003)</w:t>
+      </w:r>
+    </w:p>
+    <w:p>
+      <w:r>
+        <w:t xml:space="preserve">SLU Artdatabanken, 2021. </w:t>
+      </w:r>
+      <w:r>
+        <w:rPr>
+          <w:i/>
+        </w:rPr>
+        <w:t xml:space="preserve">Artfaktablad. Naturvård – artfakta. </w:t>
+      </w:r>
+      <w:r>
+        <w:t>SLU Artdatabanken, Uppsala</w:t>
       </w:r>
     </w:p>
     <w:p>
@@ -1369,7 +1513,7 @@
     <w:r>
       <w:tab/>
       <w:tab/>
-      <w:t>2026-10-21</w:t>
+      <w:t>2026-10-22</w:t>
       <w:br/>
       <w:br/>
     </w:r>

--- a/tillsyn/A 4967-2025 tillsynsbegäran.docx
+++ b/tillsyn/A 4967-2025 tillsynsbegäran.docx
@@ -1513,7 +1513,7 @@
     <w:r>
       <w:tab/>
       <w:tab/>
-      <w:t>2026-10-22</w:t>
+      <w:t>2026-10-23</w:t>
       <w:br/>
       <w:br/>
     </w:r>

--- a/tillsyn/A 4967-2025 tillsynsbegäran.docx
+++ b/tillsyn/A 4967-2025 tillsynsbegäran.docx
@@ -1513,7 +1513,7 @@
     <w:r>
       <w:tab/>
       <w:tab/>
-      <w:t>2026-10-23</w:t>
+      <w:t>2026-10-24</w:t>
       <w:br/>
       <w:br/>
     </w:r>

--- a/tillsyn/A 4967-2025 tillsynsbegäran.docx
+++ b/tillsyn/A 4967-2025 tillsynsbegäran.docx
@@ -1513,7 +1513,7 @@
     <w:r>
       <w:tab/>
       <w:tab/>
-      <w:t>2026-10-24</w:t>
+      <w:t>2026-10-25</w:t>
       <w:br/>
       <w:br/>
     </w:r>

--- a/tillsyn/A 4967-2025 tillsynsbegäran.docx
+++ b/tillsyn/A 4967-2025 tillsynsbegäran.docx
@@ -1513,7 +1513,7 @@
     <w:r>
       <w:tab/>
       <w:tab/>
-      <w:t>2026-10-25</w:t>
+      <w:t>2026-10-26</w:t>
       <w:br/>
       <w:br/>
     </w:r>

--- a/tillsyn/A 4967-2025 tillsynsbegäran.docx
+++ b/tillsyn/A 4967-2025 tillsynsbegäran.docx
@@ -1513,7 +1513,7 @@
     <w:r>
       <w:tab/>
       <w:tab/>
-      <w:t>2026-10-26</w:t>
+      <w:t>2026-10-27</w:t>
       <w:br/>
       <w:br/>
     </w:r>

--- a/tillsyn/A 4967-2025 tillsynsbegäran.docx
+++ b/tillsyn/A 4967-2025 tillsynsbegäran.docx
@@ -1513,7 +1513,7 @@
     <w:r>
       <w:tab/>
       <w:tab/>
-      <w:t>2026-10-27</w:t>
+      <w:t>2026-10-28</w:t>
       <w:br/>
       <w:br/>
     </w:r>

--- a/tillsyn/A 4967-2025 tillsynsbegäran.docx
+++ b/tillsyn/A 4967-2025 tillsynsbegäran.docx
@@ -1513,7 +1513,7 @@
     <w:r>
       <w:tab/>
       <w:tab/>
-      <w:t>2026-10-28</w:t>
+      <w:t>2026-10-29</w:t>
       <w:br/>
       <w:br/>
     </w:r>

--- a/tillsyn/A 4967-2025 tillsynsbegäran.docx
+++ b/tillsyn/A 4967-2025 tillsynsbegäran.docx
@@ -1513,7 +1513,7 @@
     <w:r>
       <w:tab/>
       <w:tab/>
-      <w:t>2026-10-29</w:t>
+      <w:t>2026-10-31</w:t>
       <w:br/>
       <w:br/>
     </w:r>
